--- a/Project Documentation/8. Project Demonstration/Presentation_Flow.docx
+++ b/Project Documentation/8. Project Demonstration/Presentation_Flow.docx
@@ -46,7 +46,7 @@
           <w:left w:w="10" w:type="dxa"/>
           <w:right w:w="10" w:type="dxa"/>
         </w:tblCellMar>
-        <w:tblLook w:val="0000" w:firstRow="0" w:lastRow="0" w:firstColumn="0" w:lastColumn="0" w:noHBand="0" w:noVBand="0"/>
+        <w:tblLook w:val="04A0" w:firstRow="1" w:lastRow="0" w:firstColumn="1" w:lastColumn="0" w:noHBand="0" w:noVBand="1"/>
       </w:tblPr>
       <w:tblGrid>
         <w:gridCol w:w="2805"/>
@@ -260,7 +260,7 @@
           <w:left w:w="10" w:type="dxa"/>
           <w:right w:w="10" w:type="dxa"/>
         </w:tblCellMar>
-        <w:tblLook w:val="0000" w:firstRow="0" w:lastRow="0" w:firstColumn="0" w:lastColumn="0" w:noHBand="0" w:noVBand="0"/>
+        <w:tblLook w:val="04A0" w:firstRow="1" w:lastRow="0" w:firstColumn="1" w:lastColumn="0" w:noHBand="0" w:noVBand="1"/>
       </w:tblPr>
       <w:tblGrid>
         <w:gridCol w:w="2244"/>
@@ -624,7 +624,7 @@
                 <w:sz w:val="17"/>
                 <w:szCs w:val="17"/>
               </w:rPr>
-              <w:t>Summarize functional/performance/UAT results — 10/12 test cases passed, 2 known limitations.</w:t>
+              <w:t>Summarize functional/performance/UAT results — 12/12 test cases passed (100%), following a fix to the 2 defects found during initial testing.</w:t>
             </w:r>
           </w:p>
         </w:tc>
@@ -674,7 +674,7 @@
                 <w:sz w:val="17"/>
                 <w:szCs w:val="17"/>
               </w:rPr>
-              <w:t>State the input-validation gap honestly; outline the future-scope roadmap.</w:t>
+              <w:t>Mention the input-validation gap that testing caught and that has since been fixed; outline the remaining future-scope roadmap (production WSGI server, HTTPS, auth, etc.).</w:t>
             </w:r>
           </w:p>
         </w:tc>
@@ -827,7 +827,7 @@
           <w:sz w:val="22"/>
           <w:szCs w:val="22"/>
         </w:rPr>
-        <w:t>Section 7 (Limitations &amp; Future Scope) should not be skipped or rushed — presenting the one known defect proactively, before it's asked about, builds more credibility than waiting for a question to surface it.</w:t>
+        <w:t>Section 7 (Limitations &amp; Future Scope) should not be skipped or rushed — mentioning the defect that testing caught and fixed, before it's asked about, builds more credibility than waiting for a question to surface it — it demonstrates the testing process actually works.</w:t>
       </w:r>
     </w:p>
     <w:sectPr>
@@ -843,10 +843,10 @@
 <file path=word/numbering.xml><?xml version="1.0" encoding="utf-8"?>
 <w:numbering xmlns:wpc="http://schemas.microsoft.com/office/word/2010/wordprocessingCanvas" xmlns:cx="http://schemas.microsoft.com/office/drawing/2014/chartex" xmlns:cx1="http://schemas.microsoft.com/office/drawing/2015/9/8/chartex" xmlns:cx2="http://schemas.microsoft.com/office/drawing/2015/10/21/chartex" xmlns:cx3="http://schemas.microsoft.com/office/drawing/2016/5/9/chartex" xmlns:cx4="http://schemas.microsoft.com/office/drawing/2016/5/10/chartex" xmlns:cx5="http://schemas.microsoft.com/office/drawing/2016/5/11/chartex" xmlns:cx6="http://schemas.microsoft.com/office/drawing/2016/5/12/chartex" xmlns:cx7="http://schemas.microsoft.com/office/drawing/2016/5/13/chartex" xmlns:cx8="http://schemas.microsoft.com/office/drawing/2016/5/14/chartex" xmlns:mc="http://schemas.openxmlformats.org/markup-compatibility/2006" xmlns:aink="http://schemas.microsoft.com/office/drawing/2016/ink" xmlns:am3d="http://schemas.microsoft.com/office/drawing/2017/model3d" xmlns:o="urn:schemas-microsoft-com:office:office" xmlns:oel="http://schemas.microsoft.com/office/2019/extlst" xmlns:r="http://schemas.openxmlformats.org/officeDocument/2006/relationships" xmlns:m="http://schemas.openxmlformats.org/officeDocument/2006/math" xmlns:v="urn:schemas-microsoft-com:vml" xmlns:wp14="http://schemas.microsoft.com/office/word/2010/wordprocessingDrawing" xmlns:wp="http://schemas.openxmlformats.org/drawingml/2006/wordprocessingDrawing" xmlns:w10="urn:schemas-microsoft-com:office:word" xmlns:w="http://schemas.openxmlformats.org/wordprocessingml/2006/main" xmlns:w14="http://schemas.microsoft.com/office/word/2010/wordml" xmlns:w15="http://schemas.microsoft.com/office/word/2012/wordml" xmlns:w16cex="http://schemas.microsoft.com/office/word/2018/wordml/cex" xmlns:w16cid="http://schemas.microsoft.com/office/word/2016/wordml/cid" xmlns:w16="http://schemas.microsoft.com/office/word/2018/wordml" xmlns:w16du="http://schemas.microsoft.com/office/word/2023/wordml/word16du" xmlns:w16sdtdh="http://schemas.microsoft.com/office/word/2020/wordml/sdtdatahash" xmlns:w16sdtfl="http://schemas.microsoft.com/office/word/2024/wordml/sdtformatlock" xmlns:w16se="http://schemas.microsoft.com/office/word/2015/wordml/symex" xmlns:wpg="http://schemas.microsoft.com/office/word/2010/wordprocessingGroup" xmlns:wpi="http://schemas.microsoft.com/office/word/2010/wordprocessingInk" xmlns:wne="http://schemas.microsoft.com/office/word/2006/wordml" xmlns:wps="http://schemas.microsoft.com/office/word/2010/wordprocessingShape" mc:Ignorable="w14 w15 w16se w16cid w16 w16cex w16sdtdh w16sdtfl w16du wp14">
   <w:abstractNum w:abstractNumId="0" w15:restartNumberingAfterBreak="0">
-    <w:nsid w:val="01FC52CB"/>
+    <w:nsid w:val="262A5A15"/>
     <w:multiLevelType w:val="hybridMultilevel"/>
-    <w:tmpl w:val="0FEAF72A"/>
-    <w:lvl w:ilvl="0" w:tplc="A00A0CBE">
+    <w:tmpl w:val="DBB8CE16"/>
+    <w:lvl w:ilvl="0" w:tplc="D2AE04D2">
       <w:start w:val="1"/>
       <w:numFmt w:val="bullet"/>
       <w:lvlText w:val="●"/>
@@ -855,7 +855,7 @@
         <w:ind w:left="720" w:hanging="360"/>
       </w:pPr>
     </w:lvl>
-    <w:lvl w:ilvl="1" w:tplc="59E4E490">
+    <w:lvl w:ilvl="1" w:tplc="4636DDF0">
       <w:start w:val="1"/>
       <w:numFmt w:val="bullet"/>
       <w:lvlText w:val="○"/>
@@ -864,7 +864,7 @@
         <w:ind w:left="1440" w:hanging="360"/>
       </w:pPr>
     </w:lvl>
-    <w:lvl w:ilvl="2" w:tplc="FAC6193A">
+    <w:lvl w:ilvl="2" w:tplc="BBAC6ABA">
       <w:start w:val="1"/>
       <w:numFmt w:val="bullet"/>
       <w:lvlText w:val="■"/>
@@ -873,7 +873,7 @@
         <w:ind w:left="2160" w:hanging="360"/>
       </w:pPr>
     </w:lvl>
-    <w:lvl w:ilvl="3" w:tplc="2220A3FC">
+    <w:lvl w:ilvl="3" w:tplc="FC76E3DC">
       <w:start w:val="1"/>
       <w:numFmt w:val="bullet"/>
       <w:lvlText w:val="●"/>
@@ -882,7 +882,7 @@
         <w:ind w:left="2880" w:hanging="360"/>
       </w:pPr>
     </w:lvl>
-    <w:lvl w:ilvl="4" w:tplc="AB8CAF46">
+    <w:lvl w:ilvl="4" w:tplc="1ED4EB8A">
       <w:start w:val="1"/>
       <w:numFmt w:val="bullet"/>
       <w:lvlText w:val="○"/>
@@ -891,7 +891,7 @@
         <w:ind w:left="3600" w:hanging="360"/>
       </w:pPr>
     </w:lvl>
-    <w:lvl w:ilvl="5" w:tplc="99DE808A">
+    <w:lvl w:ilvl="5" w:tplc="C0B68DB8">
       <w:start w:val="1"/>
       <w:numFmt w:val="bullet"/>
       <w:lvlText w:val="■"/>
@@ -900,7 +900,7 @@
         <w:ind w:left="4320" w:hanging="360"/>
       </w:pPr>
     </w:lvl>
-    <w:lvl w:ilvl="6" w:tplc="A802FF56">
+    <w:lvl w:ilvl="6" w:tplc="4A56407A">
       <w:start w:val="1"/>
       <w:numFmt w:val="bullet"/>
       <w:lvlText w:val="●"/>
@@ -909,7 +909,7 @@
         <w:ind w:left="5040" w:hanging="360"/>
       </w:pPr>
     </w:lvl>
-    <w:lvl w:ilvl="7" w:tplc="4140C8B2">
+    <w:lvl w:ilvl="7" w:tplc="13947A04">
       <w:start w:val="1"/>
       <w:numFmt w:val="bullet"/>
       <w:lvlText w:val="●"/>
@@ -918,7 +918,7 @@
         <w:ind w:left="5760" w:hanging="360"/>
       </w:pPr>
     </w:lvl>
-    <w:lvl w:ilvl="8" w:tplc="F2FAEF12">
+    <w:lvl w:ilvl="8" w:tplc="7444F3EE">
       <w:start w:val="1"/>
       <w:numFmt w:val="bullet"/>
       <w:lvlText w:val="●"/>
@@ -928,7 +928,7 @@
       </w:pPr>
     </w:lvl>
   </w:abstractNum>
-  <w:num w:numId="1" w16cid:durableId="1468814244">
+  <w:num w:numId="1" w16cid:durableId="2031684414">
     <w:abstractNumId w:val="0"/>
     <w:lvlOverride w:ilvl="0">
       <w:startOverride w:val="1"/>
